--- a/docs/Capstone/Fase 1/Evidencias Grupales/1.5_GuiaEstudiante_Fase 1_Definición Proyecto APT.docx
+++ b/docs/Capstone/Fase 1/Evidencias Grupales/1.5_GuiaEstudiante_Fase 1_Definición Proyecto APT.docx
@@ -243,7 +243,7 @@
                         <pic:cNvPicPr preferRelativeResize="0"/>
                       </pic:nvPicPr>
                       <pic:blipFill>
-                        <a:blip r:embed="rId8"/>
+                        <a:blip r:embed="rId7"/>
                         <a:srcRect/>
                         <a:stretch>
                           <a:fillRect/>
@@ -2025,49 +2025,7 @@
               <w:rPr>
                 <w:rtl w:val="0"/>
               </w:rPr>
-            </w:r>
-          </w:p>
-          <w:p>
-            <w:pPr>
-              <w:spacing w:after="60" w:before="0" w:lineRule="auto"/>
-              <w:jc w:val="both"/>
-              <w:rPr>
-                <w:color w:val="ff0000"/>
-              </w:rPr>
-            </w:pPr>
-            <w:r>
-              <w:rPr>
-                <w:rFonts w:ascii="Calibri" w:cs="Calibri" w:eastAsia="Calibri" w:hAnsi="Calibri"/>
-                <w:b w:val="0"/>
-                <w:bCs w:val="0"/>
-                <w:color w:val="ff0000"/>
-                <w:rtl w:val="0"/>
-              </w:rPr>
-              <w:t xml:space="preserve">Los materiales requeridos son accesibles para el equipo: computadores personales, conexión a Internet, GitHub y herramientas de desarrollo con licencias gratuitas o de código abierto. Se utilizarán tecnologías conocidas o ampliamente documentadas, como React, Electron, una API REST, PostgreSQL, SQLite, Git y Docker/Docker Compose. El equipo de tres integrantes permite distribuir responsabilidades entre backend e integración, plataforma web y aplicación de escritorio, manteniendo actividades de pruebas y documentación compartidas.</w:t>
-            </w:r>
-            <w:r>
-              <w:rPr>
-                <w:rtl w:val="0"/>
-              </w:rPr>
-            </w:r>
-          </w:p>
-          <w:p>
-            <w:pPr>
-              <w:spacing w:after="60" w:before="0" w:lineRule="auto"/>
-              <w:jc w:val="both"/>
-              <w:rPr>
-                <w:color w:val="ff0000"/>
-              </w:rPr>
-            </w:pPr>
-            <w:r>
-              <w:rPr>
-                <w:rFonts w:ascii="Calibri" w:cs="Calibri" w:eastAsia="Calibri" w:hAnsi="Calibri"/>
-                <w:b w:val="0"/>
-                <w:bCs w:val="0"/>
-                <w:color w:val="ff0000"/>
-                <w:rtl w:val="0"/>
-              </w:rPr>
-              <w:t xml:space="preserve">Los principales factores que podrían dificultar el desarrollo son la integración entre la aplicación web y FocusBuddy, el aprendizaje de herramientas nuevas, errores de sincronización y el crecimiento no controlado del alcance. Para reducir estos riesgos se trabajará de forma incremental, con un backlog priorizado, entregas periódicas y un hito de integración temprana antes del informe de avance. Además, los datos académicos serán ingresados manualmente en el MVP para no depender de APIs o permisos externos de instituciones, y se reservarán las últimas semanas de desarrollo para pruebas, corrección de errores, Docker, documentación y preparación de la entrega final.</w:t>
+              <w:t xml:space="preserve"> Los recursos necesarios son accesibles para el equipo: computadores personales, conexión a Internet, GitHub y herramientas gratuitas de desarrollo. El proyecto utiliza tecnologías como React, TypeScript, Node.js, PostgreSQL, Git y Docker, permitiendo trabajar con un entorno de desarrollo reproducible y sin requerir licencias de pago. Los principales riesgos corresponden al crecimiento no controlado del alcance, errores de integración entre frontend, backend y base de datos, además de dificultades relacionadas con seguridad, sincronización y despliegue de la aplicación. Para controlar estos riesgos se trabajará de forma incremental, priorizando las funcionalidades esenciales del MVP y realizando pruebas periódicas. Se utilizará GitHub para el control de versiones y Docker para estandarizar el entorno, reservando las últimas semanas para pruebas integrales, corrección de errores, documentación y preparación de la entrega final. </w:t>
             </w:r>
             <w:r>
               <w:rPr>
@@ -2717,9 +2675,7 @@
             <w:pPr>
               <w:spacing w:after="60" w:before="0" w:lineRule="auto"/>
               <w:jc w:val="both"/>
-              <w:rPr>
-                <w:color w:val="ff0000"/>
-              </w:rPr>
+              <w:rPr/>
             </w:pPr>
             <w:r>
               <w:rPr>
@@ -2737,39 +2693,8 @@
               <w:rPr>
                 <w:rtl w:val="0"/>
               </w:rPr>
-              <w:t xml:space="preserve">y </w:t>
-            </w:r>
-            <w:r>
-              <w:rPr>
-                <w:color w:val="ff0000"/>
-                <w:rtl w:val="0"/>
-              </w:rPr>
-              <w:t xml:space="preserve">la aplicación de escritorio</w:t>
-            </w:r>
-            <w:r>
-              <w:rPr>
-                <w:rFonts w:ascii="Calibri" w:cs="Calibri" w:eastAsia="Calibri" w:hAnsi="Calibri"/>
-                <w:b w:val="0"/>
-                <w:bCs w:val="0"/>
-                <w:i w:val="0"/>
-                <w:iCs w:val="0"/>
-                <w:color w:val="ff0000"/>
-                <w:rtl w:val="0"/>
-              </w:rPr>
-              <w:t xml:space="preserve"> se definirá mediante contratos de servicios REST, manteniendo PostgreSQL como persistencia principal y SQLite únicamente como almacenamiento local de apoyo para el cliente de escritorio.</w:t>
-            </w:r>
-            <w:r>
-              <w:rPr>
-                <w:rtl w:val="0"/>
-              </w:rPr>
-            </w:r>
-          </w:p>
-          <w:p>
-            <w:pPr>
-              <w:spacing w:after="60" w:before="0" w:lineRule="auto"/>
-              <w:jc w:val="both"/>
-              <w:rPr/>
-            </w:pPr>
+              <w:t xml:space="preserve">y La comunicación entre KONEA Web y la API se realizará mediante servicios REST, utilizando PostgreSQL como sistema principal de persistencia de datos. La aplicación mantendrá una arquitectura separada entre frontend, backend y base de datos, facilitando su desarrollo, pruebas y mantenimiento. </w:t>
+            </w:r>
             <w:r>
               <w:rPr>
                 <w:rFonts w:ascii="Calibri" w:cs="Calibri" w:eastAsia="Calibri" w:hAnsi="Calibri"/>
@@ -3518,7 +3443,25 @@
                 <w:color w:val="000000"/>
                 <w:rtl w:val="0"/>
               </w:rPr>
-              <w:t xml:space="preserve">Incremento funcional que permita crear o visualizar asignaturas, iniciar y finalizar una sesión desde FocusBuddy y registrar/sincronizar la sesión mediante la API, acompañado de pruebas iniciales.</w:t>
+              <w:t xml:space="preserve">Incremento funcional que permita crear o visualizar asignaturas, iniciar y finalizar una sesión desde </w:t>
+            </w:r>
+            <w:r>
+              <w:rPr>
+                <w:rtl w:val="0"/>
+              </w:rPr>
+              <w:t xml:space="preserve">la aplicacion de escritorio </w:t>
+            </w:r>
+            <w:r>
+              <w:rPr>
+                <w:rFonts w:ascii="Calibri" w:cs="Calibri" w:eastAsia="Calibri" w:hAnsi="Calibri"/>
+                <w:b w:val="0"/>
+                <w:bCs w:val="0"/>
+                <w:i w:val="0"/>
+                <w:iCs w:val="0"/>
+                <w:color w:val="000000"/>
+                <w:rtl w:val="0"/>
+              </w:rPr>
+              <w:t xml:space="preserve">y registrar/sincronizar la sesión mediante la API, acompañado de pruebas iniciales.</w:t>
             </w:r>
             <w:r>
               <w:rPr>
@@ -3657,7 +3600,7 @@
                 <w:color w:val="000000"/>
                 <w:rtl w:val="0"/>
               </w:rPr>
-              <w:t xml:space="preserve">Versión final de KONEA Focus con aplicación web, backend, base de datos y cliente FocusBuddy integrados; gestión académica básica, sesiones de estudio, Pomodoro, avatar básico, sincronización y dashboard estadístico.</w:t>
+              <w:t xml:space="preserve">Versión final de KONEA Focus con aplicación web, backend, base de datos y cliente integrados; gestión académica básica, sesiones de estudio, Pomodoro, avatar básico, sincronización y dashboard estadístico.</w:t>
             </w:r>
             <w:r>
               <w:rPr>
@@ -4228,14 +4171,6 @@
                 <w:rtl w:val="0"/>
               </w:rPr>
               <w:t xml:space="preserve">Responsable</w:t>
-            </w:r>
-            <w:r>
-              <w:rPr>
-                <w:rFonts w:ascii="Calibri" w:cs="Calibri" w:eastAsia="Calibri" w:hAnsi="Calibri"/>
-                <w:color w:val="1f3864"/>
-                <w:vertAlign w:val="superscript"/>
-              </w:rPr>
-              <w:footnoteReference w:customMarkFollows="0" w:id="0"/>
             </w:r>
             <w:r>
               <w:rPr>
@@ -12290,99 +12225,13 @@
       </w:r>
     </w:p>
     <w:sectPr>
-      <w:headerReference r:id="rId9" w:type="default"/>
+      <w:headerReference r:id="rId8" w:type="default"/>
       <w:pgSz w:h="16838" w:w="11906" w:orient="portrait"/>
       <w:pgMar w:bottom="1417" w:top="1417" w:left="1701" w:right="1701" w:header="708" w:footer="708"/>
       <w:pgNumType w:start="1"/>
     </w:sectPr>
   </w:body>
 </w:document>
-</file>
-
-<file path=word/footnotes.xml><?xml version="1.0" encoding="utf-8"?>
-<w:footnotes xmlns:mc="http://schemas.openxmlformats.org/markup-compatibility/2006" xmlns:o="urn:schemas-microsoft-com:office:office" xmlns:r="http://schemas.openxmlformats.org/officeDocument/2006/relationships" xmlns:m="http://schemas.openxmlformats.org/officeDocument/2006/math" xmlns:v="urn:schemas-microsoft-com:vml" xmlns:wp="http://schemas.openxmlformats.org/drawingml/2006/wordprocessingDrawing" xmlns:w10="urn:schemas-microsoft-com:office:word" xmlns:w="http://schemas.openxmlformats.org/wordprocessingml/2006/main" xmlns:wne="http://schemas.microsoft.com/office/word/2006/wordml" xmlns:sl="http://schemas.openxmlformats.org/schemaLibrary/2006/main" xmlns:a="http://schemas.openxmlformats.org/drawingml/2006/main" xmlns:pic="http://schemas.openxmlformats.org/drawingml/2006/picture" xmlns:c="http://schemas.openxmlformats.org/drawingml/2006/chart" xmlns:lc="http://schemas.openxmlformats.org/drawingml/2006/lockedCanvas" xmlns:dgm="http://schemas.openxmlformats.org/drawingml/2006/diagram" xmlns:wps="http://schemas.microsoft.com/office/word/2010/wordprocessingShape" xmlns:wpg="http://schemas.microsoft.com/office/word/2010/wordprocessingGroup" xmlns:w14="http://schemas.microsoft.com/office/word/2010/wordml" xmlns:w15="http://schemas.microsoft.com/office/word/2012/wordml" xmlns:w16="http://schemas.microsoft.com/office/word/2018/wordml" xmlns:w16cex="http://schemas.microsoft.com/office/word/2018/wordml/cex" xmlns:w16cid="http://schemas.microsoft.com/office/word/2016/wordml/cid" xmlns="http://schemas.microsoft.com/office/tasks/2019/documenttasks" xmlns:cr="http://schemas.microsoft.com/office/comments/2020/reactions">
-  <w:footnote w:id="0">
-    <w:p>
-      <w:pPr>
-        <w:keepNext w:val="0"/>
-        <w:keepLines w:val="0"/>
-        <w:pageBreakBefore w:val="0"/>
-        <w:widowControl w:val="1"/>
-        <w:pBdr>
-          <w:top w:space="0" w:sz="0" w:val="nil"/>
-          <w:left w:space="0" w:sz="0" w:val="nil"/>
-          <w:bottom w:space="0" w:sz="0" w:val="nil"/>
-          <w:right w:space="0" w:sz="0" w:val="nil"/>
-          <w:between w:space="0" w:sz="0" w:val="nil"/>
-        </w:pBdr>
-        <w:shd w:fill="auto" w:val="clear"/>
-        <w:spacing w:after="0" w:before="0" w:line="240" w:lineRule="auto"/>
-        <w:ind w:left="0" w:right="0" w:firstLine="0"/>
-        <w:jc w:val="left"/>
-        <w:rPr>
-          <w:rFonts w:ascii="Calibri" w:cs="Calibri" w:eastAsia="Calibri" w:hAnsi="Calibri"/>
-          <w:b w:val="0"/>
-          <w:bCs w:val="0"/>
-          <w:i w:val="0"/>
-          <w:iCs w:val="0"/>
-          <w:smallCaps w:val="0"/>
-          <w:strike w:val="0"/>
-          <w:color w:val="595959"/>
-          <w:sz w:val="20"/>
-          <w:szCs w:val="20"/>
-          <w:u w:val="none"/>
-          <w:shd w:fill="auto" w:val="clear"/>
-          <w:vertAlign w:val="baseline"/>
-        </w:rPr>
-      </w:pPr>
-      <w:r>
-        <w:rPr>
-          <w:rStyle w:val="FootnoteReference"/>
-          <w:vertAlign w:val="superscript"/>
-        </w:rPr>
-        <w:footnoteRef/>
-      </w:r>
-      <w:r>
-        <w:rPr>
-          <w:rFonts w:ascii="Calibri" w:cs="Calibri" w:eastAsia="Calibri" w:hAnsi="Calibri"/>
-          <w:b w:val="0"/>
-          <w:bCs w:val="0"/>
-          <w:i w:val="0"/>
-          <w:iCs w:val="0"/>
-          <w:smallCaps w:val="0"/>
-          <w:strike w:val="0"/>
-          <w:color w:val="000000"/>
-          <w:sz w:val="20"/>
-          <w:szCs w:val="20"/>
-          <w:u w:val="none"/>
-          <w:shd w:fill="auto" w:val="clear"/>
-          <w:vertAlign w:val="baseline"/>
-          <w:rtl w:val="0"/>
-        </w:rPr>
-        <w:t xml:space="preserve"> </w:t>
-      </w:r>
-      <w:r>
-        <w:rPr>
-          <w:rFonts w:ascii="Calibri" w:cs="Calibri" w:eastAsia="Calibri" w:hAnsi="Calibri"/>
-          <w:b w:val="0"/>
-          <w:bCs w:val="0"/>
-          <w:i w:val="0"/>
-          <w:iCs w:val="0"/>
-          <w:smallCaps w:val="0"/>
-          <w:strike w:val="0"/>
-          <w:color w:val="595959"/>
-          <w:sz w:val="20"/>
-          <w:szCs w:val="20"/>
-          <w:u w:val="none"/>
-          <w:shd w:fill="auto" w:val="clear"/>
-          <w:vertAlign w:val="baseline"/>
-          <w:rtl w:val="0"/>
-        </w:rPr>
-        <w:t xml:space="preserve">En caso de que el Proyecto APT sea grupal, en esta columna deben indicar el nombre de los responsables de cada tarea o actividad. Esto posteriormente permitirá diferenciar la evaluación por cada integrante.</w:t>
-      </w:r>
-    </w:p>
-  </w:footnote>
-</w:footnotes>
 </file>
 
 <file path=word/header1.xml><?xml version="1.0" encoding="utf-8"?>

--- a/docs/Capstone/Fase 1/Evidencias Grupales/1.5_GuiaEstudiante_Fase 1_Definición Proyecto APT.docx
+++ b/docs/Capstone/Fase 1/Evidencias Grupales/1.5_GuiaEstudiante_Fase 1_Definición Proyecto APT.docx
@@ -1172,7 +1172,7 @@
               <w:rPr>
                 <w:rtl w:val="0"/>
               </w:rPr>
-              <w:t xml:space="preserve">Administrar la configuración de ambientes, servicios de aplicaciones y bases de datos en un entorno empresarial simulado a fin de habilitar operatividad o asegurar la continuidad de los sistemas que apoyan los procesos de negocio de acuerdo con los estándares definidos para construir modelos de datos para soportar los requerimientos de la organización acuerdo a un diseño definido y escalable en el tiempo.</w:t>
+              <w:t>Administrar la configuración de ambientes, servicios de aplicaciones y bases de datos en un entorno empresarial simulado a fin de habilitar operatividad o asegurar la continuidad de los sistemas que apoyan los procesos de negocio de acuerdo con los estándares definidos por la industria.</w:t>
             </w:r>
           </w:p>
           <w:p>
@@ -1188,7 +1188,7 @@
               <w:rPr>
                 <w:rtl w:val="0"/>
               </w:rPr>
-              <w:t xml:space="preserve">Programar consultas o rutinas para manipular información de una base de datos de acuerdo con los requerimientos de la organización.</w:t>
+              <w:t>Programar consultas o rutinas para manipular información de una base de datos de acuerdo con los requerimientos de la organización.</w:t>
             </w:r>
           </w:p>
           <w:p>
@@ -1204,7 +1204,7 @@
               <w:rPr>
                 <w:rtl w:val="0"/>
               </w:rPr>
-              <w:t xml:space="preserve">Construir programas y rutinas de variada complejidad para dar solución a requerimientos de la organización, acordes a tecnologías de mercado y utilizando buenas prácticas de codificación.</w:t>
+              <w:t>Construir modelos de datos para soportar los requerimientos de la organización de acuerdo con un diseño definido y escalable en el tiempo.</w:t>
             </w:r>
           </w:p>
           <w:p>
@@ -1220,7 +1220,7 @@
               <w:rPr>
                 <w:rtl w:val="0"/>
               </w:rPr>
-              <w:t xml:space="preserve">Realizar pruebas de calidad tanto de los productos como de los procesos utilizando buenas prácticas definidas por la industria.</w:t>
+              <w:t>Construir programas y rutinas de variada complejidad para dar solución a requerimientos de la organización, acordes a tecnologías de mercado y utilizando buenas prácticas de codificación.</w:t>
             </w:r>
           </w:p>
           <w:p>
@@ -1236,7 +1236,7 @@
               <w:rPr>
                 <w:rtl w:val="0"/>
               </w:rPr>
-              <w:t xml:space="preserve">Construir el modelo arquitectónico de una solución sistémica que soporte los procesos de negocio de acuerdo los requerimientos de la organización y estándares industria.</w:t>
+              <w:t>Realizar pruebas de calidad tanto de los productos como de los procesos utilizando buenas prácticas definidas por la industria.</w:t>
             </w:r>
           </w:p>
           <w:p>
@@ -1252,7 +1252,7 @@
               <w:rPr>
                 <w:rtl w:val="0"/>
               </w:rPr>
-              <w:t xml:space="preserve">Implementar soluciones sistémicas integrales para automatizar u optimizar procesos de negocio de acuerdo con las necesidades de la organización.</w:t>
+              <w:t>Construir el modelo arquitectónico de una solución sistémica que soporte los procesos de negocio de acuerdo con los requerimientos de la organización y estándares de la industria.</w:t>
             </w:r>
           </w:p>
           <w:p>
@@ -1268,7 +1268,7 @@
               <w:rPr>
                 <w:rtl w:val="0"/>
               </w:rPr>
-              <w:t xml:space="preserve">Resolver las vulnerabilidades sistémicas para asegurar que el software construido cumple las normas de seguridad exigidas por la industria.</w:t>
+              <w:t>Implementar soluciones sistémicas integrales para automatizar u optimizar procesos de negocio de acuerdo con las necesidades de la organización.</w:t>
             </w:r>
           </w:p>
           <w:p>
@@ -1284,7 +1284,7 @@
               <w:rPr>
                 <w:rtl w:val="0"/>
               </w:rPr>
-              <w:t xml:space="preserve">Gestionar proyectos informáticos, ofreciendo alternativas para la toma de decisiones de acuerdo con los requerimientos de la organización.</w:t>
+              <w:t>Resolver las vulnerabilidades sistémicas para asegurar que el software construido cumple las normas de seguridad exigidas por la industria.</w:t>
             </w:r>
           </w:p>
           <w:p>
@@ -1300,7 +1300,7 @@
               <w:rPr>
                 <w:rtl w:val="0"/>
               </w:rPr>
-              <w:t xml:space="preserve">dos por la industria.</w:t>
+              <w:t>Gestionar proyectos informáticos, ofreciendo alternativas para la toma de decisiones de acuerdo con los requerimientos de la organización.</w:t>
             </w:r>
           </w:p>
           <w:p>
@@ -1316,7 +1316,7 @@
               <w:rPr>
                 <w:rtl w:val="0"/>
               </w:rPr>
-              <w:t xml:space="preserve">Ofrecer propuestas de solución informática analizando de forma integral los procesos de acuerdo con los requerimientos de la organización.</w:t>
+              <w:t>Ofrecer propuestas de solución informática analizando de forma integral los procesos de acuerdo con los requerimientos de la organización.</w:t>
             </w:r>
           </w:p>
           <w:p>
@@ -1364,7 +1364,7 @@
                 <w:vertAlign w:val="baseline"/>
                 <w:rtl w:val="0"/>
               </w:rPr>
-              <w:t xml:space="preserve">Desarrollar proyectos de emprendimiento a partir de la identificación de oportunidades desde su especialidad, aplicando técnicas afines al objetivo, con foco en agregar valor al entorno.</w:t>
+              <w:t>Desarrollar proyectos de emprendimiento a partir de la identificación de oportunidades desde su especialidad, aplicando técnicas afines al objetivo, con foco en agregar valor al entorno.</w:t>
             </w:r>
           </w:p>
         </w:tc>
@@ -1686,89 +1686,19 @@
                 <w:rFonts w:ascii="Calibri" w:cs="Calibri" w:eastAsia="Calibri" w:hAnsi="Calibri"/>
                 <w:rtl w:val="0"/>
               </w:rPr>
-              <w:t xml:space="preserve">El objetivo del proyecto es </w:t>
-            </w:r>
-            <w:r>
-              <w:rPr>
-                <w:rFonts w:ascii="Calibri" w:cs="Calibri" w:eastAsia="Calibri" w:hAnsi="Calibri"/>
-                <w:b w:val="1"/>
-                <w:bCs w:val="1"/>
-                <w:rtl w:val="0"/>
-              </w:rPr>
-              <w:t xml:space="preserve">desarrollar una solución de software integrada para apoyar la planificación y el seguimiento del estudio universitario</w:t>
-            </w:r>
-            <w:r>
-              <w:rPr>
-                <w:rFonts w:ascii="Calibri" w:cs="Calibri" w:eastAsia="Calibri" w:hAnsi="Calibri"/>
-                <w:rtl w:val="0"/>
-              </w:rPr>
-              <w:t xml:space="preserve">, permitiendo que los estudiantes organicen sus asignaturas y actividades académicas en una plataforma web, y al mismo tiempo registren sus sesiones reales de estudio a través de un asistente de escritorio.</w:t>
-            </w:r>
-          </w:p>
-          <w:p>
-            <w:pPr>
-              <w:rPr/>
-            </w:pPr>
-            <w:r>
-              <w:rPr>
-                <w:rFonts w:ascii="Calibri" w:cs="Calibri" w:eastAsia="Calibri" w:hAnsi="Calibri"/>
-                <w:rtl w:val="0"/>
-              </w:rPr>
-              <w:t xml:space="preserve">La solución propuesta, denominada </w:t>
-            </w:r>
-            <w:r>
-              <w:rPr>
-                <w:rFonts w:ascii="Calibri" w:cs="Calibri" w:eastAsia="Calibri" w:hAnsi="Calibri"/>
-                <w:b w:val="1"/>
-                <w:bCs w:val="1"/>
-                <w:rtl w:val="0"/>
-              </w:rPr>
-              <w:t xml:space="preserve">KONEA Focus</w:t>
-            </w:r>
-            <w:r>
-              <w:rPr>
-                <w:rFonts w:ascii="Calibri" w:cs="Calibri" w:eastAsia="Calibri" w:hAnsi="Calibri"/>
-                <w:rtl w:val="0"/>
-              </w:rPr>
-              <w:t xml:space="preserve">, estará compuesta por dos partes conectadas: una </w:t>
-            </w:r>
-            <w:r>
-              <w:rPr>
-                <w:rFonts w:ascii="Calibri" w:cs="Calibri" w:eastAsia="Calibri" w:hAnsi="Calibri"/>
-                <w:b w:val="1"/>
-                <w:bCs w:val="1"/>
-                <w:rtl w:val="0"/>
-              </w:rPr>
-              <w:t xml:space="preserve">aplicación web</w:t>
-            </w:r>
-            <w:r>
-              <w:rPr>
-                <w:rFonts w:ascii="Calibri" w:cs="Calibri" w:eastAsia="Calibri" w:hAnsi="Calibri"/>
-                <w:rtl w:val="0"/>
-              </w:rPr>
-              <w:t xml:space="preserve">, donde el usuario podrá gestionar sus asignaturas, actividades y próximas evaluaciones, y una </w:t>
-            </w:r>
-            <w:r>
-              <w:rPr>
-                <w:rFonts w:ascii="Calibri" w:cs="Calibri" w:eastAsia="Calibri" w:hAnsi="Calibri"/>
-                <w:b w:val="1"/>
-                <w:bCs w:val="1"/>
-                <w:rtl w:val="0"/>
-              </w:rPr>
-              <w:t xml:space="preserve">aplicación de escritorio</w:t>
-            </w:r>
-            <w:r>
-              <w:rPr>
-                <w:rFonts w:ascii="Calibri" w:cs="Calibri" w:eastAsia="Calibri" w:hAnsi="Calibri"/>
-                <w:rtl w:val="0"/>
-              </w:rPr>
-              <w:t xml:space="preserve">, desde la cual podrá iniciar sesiones de estudio, utilizar Pomodoro, visualizar un avatar interactivo y registrar el tiempo dedicado a cada asignatura. Al finalizar cada sesión, la información se sincronizará con la plataforma principal, permitiendo mostrar estadísticas e indicadores como horas dedicadas por ramo, cantidad de sesiones realizadas y distribución semanal del estudio. Esta propuesta toma como base la idea de centralización académica de KONEA y la complementa con las funciones de seguimiento del tiempo, avatar y análisis de patrones</w:t>
-            </w:r>
-            <w:r>
-              <w:rPr>
-                <w:rtl w:val="0"/>
-              </w:rPr>
-              <w:t xml:space="preserve">.</w:t>
+              <w:t>El objetivo del proyecto es desarrollar una solución de software integrada para apoyar la planificación y el seguimiento del estudio universitario, permitiendo que los estudiantes organicen sus asignaturas y actividades académicas desde KONEA Focus y registren sus sesiones reales de estudio mediante un componente de escritorio integrado al mismo sistema.</w:t>
+            </w:r>
+          </w:p>
+          <w:p>
+            <w:pPr>
+              <w:rPr/>
+            </w:pPr>
+            <w:r>
+              <w:rPr>
+                <w:rFonts w:ascii="Calibri" w:cs="Calibri" w:eastAsia="Calibri" w:hAnsi="Calibri"/>
+                <w:rtl w:val="0"/>
+              </w:rPr>
+              <w:t>KONEA Focus integra una interfaz web para gestionar asignaturas, actividades y próximas evaluaciones, junto con un componente de escritorio desde el cual el estudiante podrá iniciar sesiones de estudio, utilizar Pomodoro, visualizar un avatar interactivo y registrar el tiempo dedicado a cada asignatura. Ambos componentes utilizarán una misma API y persistencia central, de modo que la información de las sesiones pueda reflejarse en estadísticas como horas dedicadas por asignatura, cantidad de sesiones y distribución semanal del estudio. La propuesta toma como base Konea-Rebirth y amplía su alcance con funciones de planificación académica y seguimiento del estudio.</w:t>
             </w:r>
           </w:p>
           <w:p>
@@ -1849,12 +1779,7 @@
                 <w:color w:val="000000"/>
                 <w:rtl w:val="0"/>
               </w:rPr>
-              <w:t xml:space="preserve">KONEA Focus se relaciona directamente con el perfil de egreso de Ingeniería en Informática, ya que exige analizar una problemática real, diseñar una solución tecnológica integral y desarrollar un producto de software completo utilizando criterios de arquitectura, escalabilidad, seguridad, calidad y usabilidad. El proyecto integra una aplicación web, un cliente de escritorio, una API y un modelo de datos común, por lo que requiere aplicar de manera transversal conocimientos adquiridos durante la carrera.</w:t>
-            </w:r>
-            <w:r>
-              <w:rPr>
-                <w:rtl w:val="0"/>
-              </w:rPr>
+              <w:t>KONEA Focus se relaciona directamente con el perfil de egreso de Ingeniería en Informática, ya que exige analizar una problemática real, diseñar una solución tecnológica integral y desarrollar un producto de software completo utilizando criterios de arquitectura, escalabilidad, seguridad, calidad y usabilidad. El proyecto integra una interfaz web, un componente de escritorio, una API y un modelo de datos común, por lo que requiere aplicar de manera transversal conocimientos adquiridos durante la carrera.</w:t>
             </w:r>
           </w:p>
           <w:p>
@@ -1871,28 +1796,7 @@
                 <w:color w:val="000000"/>
                 <w:rtl w:val="0"/>
               </w:rPr>
-              <w:t xml:space="preserve">Las competencias seleccionadas son necesarias para resolver la problemática propuesta porque permiten diseñar el modelo arquitectónico y de datos, construir y consumir servicios de aplicación, programar las funcionalidades del sistema, administrar la persistencia de información y realizar pruebas de calidad. Asimismo, la comunicación entre KONEA y</w:t>
-            </w:r>
-            <w:r>
-              <w:rPr>
-                <w:rtl w:val="0"/>
-              </w:rPr>
-              <w:t xml:space="preserve"> la aplicación de escritorio</w:t>
-            </w:r>
-            <w:r>
-              <w:rPr>
-                <w:rFonts w:ascii="Calibri" w:cs="Calibri" w:eastAsia="Calibri" w:hAnsi="Calibri"/>
-                <w:b w:val="0"/>
-                <w:bCs w:val="0"/>
-                <w:color w:val="000000"/>
-                <w:rtl w:val="0"/>
-              </w:rPr>
-              <w:t xml:space="preserve"> exige aplicar buenas prácticas de integración y seguridad, mientras que la planificación del trabajo, el control de versiones y la definición de entregables permiten demostrar competencias de gestión de proyectos informáticos. De esta forma, el proyecto evidencia capacidades técnicas y metodológicas propias del ejercicio profesional de un Ingeniero en Informática.</w:t>
-            </w:r>
-            <w:r>
-              <w:rPr>
-                <w:rtl w:val="0"/>
-              </w:rPr>
+              <w:t>Las competencias seleccionadas son necesarias para resolver la problemática propuesta porque permiten diseñar el modelo arquitectónico y de datos, construir y consumir servicios de aplicación, programar las funcionalidades del sistema, administrar la persistencia de información y realizar pruebas de calidad. Asimismo, la comunicación entre los componentes de KONEA Focus exige aplicar buenas prácticas de integración y seguridad, mientras que la planificación del trabajo, el control de versiones y la definición de entregables permiten demostrar competencias de gestión de proyectos informáticos. De esta forma, el proyecto evidencia capacidades técnicas y metodológicas propias del ejercicio profesional de un Ingeniero en Informática.</w:t>
             </w:r>
           </w:p>
         </w:tc>
@@ -1942,12 +1846,7 @@
                 <w:color w:val="000000"/>
                 <w:rtl w:val="0"/>
               </w:rPr>
-              <w:t xml:space="preserve">Como equipo, nuestros intereses profesionales se relacionan con el desarrollo de software, la creación de aplicaciones web y de escritorio, el diseño de arquitecturas, el manejo de bases de datos y la construcción de productos digitales centrados en las necesidades de los usuarios. KONEA Focus permite reunir estas áreas dentro de una solución única, en la que cada integrante puede profundizar en una especialidad y, al mismo tiempo, participar en la integración global del sistema.</w:t>
-            </w:r>
-            <w:r>
-              <w:rPr>
-                <w:rtl w:val="0"/>
-              </w:rPr>
+              <w:t>Como equipo, nuestros intereses profesionales combinan distintas áreas de la Ingeniería en Informática: desarrollo de software, backend y gestión de datos; diseño visual e ilustración; y gestión, documentación y liderazgo de proyectos. KONEA Focus permite reunir estas fortalezas dentro de una solución única, manteniendo responsabilidades diferenciadas y un trabajo colaborativo en la integración del sistema.</w:t>
             </w:r>
           </w:p>
           <w:p>
@@ -1964,12 +1863,7 @@
                 <w:color w:val="000000"/>
                 <w:rtl w:val="0"/>
               </w:rPr>
-              <w:t xml:space="preserve">El proyecto refleja especialmente nuestro interés por desarrollar soluciones completas y no solamente funcionalidades aisladas. La combinación entre una plataforma web académica y un asistente de escritorio permite trabajar con frontend, backend, persistencia, APIs, experiencia de usuario, pruebas y despliegue. Su realización contribuirá a nuestro desarrollo profesional al fortalecer el trabajo colaborativo con Git y GitHub, la toma de decisiones técnicas, la documentación de arquitectura, la resolución de problemas de integración y la construcción de un producto demostrable que puede formar parte de nuestro portafolio profesional.</w:t>
-            </w:r>
-            <w:r>
-              <w:rPr>
-                <w:rtl w:val="0"/>
-              </w:rPr>
+              <w:t>El proyecto refleja nuestro interés por desarrollar una solución completa y no solamente funcionalidades aisladas. Oscar se enfocará principalmente en backend, lógica del sistema y administración de datos; Hilary en diseño visual, organización de interfaz, ilustración y animación del avatar; y Danae en liderazgo, documentación y organización del proyecto. El desarrollo, la integración, las pruebas y el seguimiento de avances serán responsabilidades compartidas, fortaleciendo competencias de colaboración, control de versiones, documentación y resolución de problemas.</w:t>
             </w:r>
           </w:p>
         </w:tc>
@@ -2019,18 +1913,7 @@
                 <w:color w:val="000000"/>
                 <w:rtl w:val="0"/>
               </w:rPr>
-              <w:t xml:space="preserve">El desarrollo de KONEA Focus es factible dentro del semestre porque el alcance se ha reducido a un MVP funcional y demostrable. Durante las primeras cuatro semanas se definirá el problema, la arquitectura, el modelo de datos, los prototipos y el plan de trabajo; posteriormente se concentrará el desarrollo en las funciones esenciales: gestión de asignaturas y actividades, sesiones de estudio, Pomodoro, avatar básico, sincronización y estadísticas. Se evitará incorporar durante el semestre funcionalidades de mayor riesgo como integración real con sistemas institucionales, redes sociales universitarias, aprendizaje automático o interoperabilidad entre universidades.</w:t>
-            </w:r>
-            <w:r>
-              <w:rPr>
-                <w:rtl w:val="0"/>
-              </w:rPr>
-              <w:t xml:space="preserve"> Los recursos necesarios son accesibles para el equipo: computadores personales, conexión a Internet, GitHub y herramientas gratuitas de desarrollo. El proyecto utiliza tecnologías como React, TypeScript, Node.js, PostgreSQL, Git y Docker, permitiendo trabajar con un entorno de desarrollo reproducible y sin requerir licencias de pago. Los principales riesgos corresponden al crecimiento no controlado del alcance, errores de integración entre frontend, backend y base de datos, además de dificultades relacionadas con seguridad, sincronización y despliegue de la aplicación. Para controlar estos riesgos se trabajará de forma incremental, priorizando las funcionalidades esenciales del MVP y realizando pruebas periódicas. Se utilizará GitHub para el control de versiones y Docker para estandarizar el entorno, reservando las últimas semanas para pruebas integrales, corrección de errores, documentación y preparación de la entrega final. </w:t>
-            </w:r>
-            <w:r>
-              <w:rPr>
-                <w:rtl w:val="0"/>
-              </w:rPr>
+              <w:t>El desarrollo de KONEA Focus es factible dentro del semestre porque el alcance se ha reducido a un MVP funcional y demostrable. Durante las primeras cuatro semanas se definirá el problema, la arquitectura, el modelo de datos, los prototipos y el plan de trabajo; posteriormente se concentrará el desarrollo en las funciones esenciales: gestión de asignaturas y actividades, sesiones de estudio, Pomodoro, avatar básico, sincronización y estadísticas. Se evitará incorporar durante el semestre funcionalidades de mayor riesgo como integración real con sistemas institucionales, interoperabilidad entre universidades o análisis predictivo. El proyecto parte del repositorio público Konea-Rebirth, cuyo stack actual utiliza React 19, TypeScript y Vite 8 para la interfaz web; Node.js 22+, Express 5 y TypeScript para la API; PostgreSQL 17 con Drizzle ORM para persistencia; npm workspaces y Docker Compose para el entorno de desarrollo. También utiliza herramientas de validación, seguridad y calidad como Zod, scrypt, cookies HttpOnly, Helmet, límites de tasa, Vitest, Supertest, oxlint y Prettier. Para el componente de escritorio se contempla Electron reutilizando React/TypeScript y los servicios REST existentes. Los recursos necesarios son accesibles para el equipo: computadores personales, conexión a Internet, GitHub y herramientas gratuitas de desarrollo. Los principales riesgos corresponden al crecimiento no controlado del alcance, errores de integración y dificultades de sincronización. Para mitigarlos se trabajará de forma incremental, se priorizará el MVP y se realizarán pruebas periódicas, reservando las últimas semanas para estabilización, documentación y preparación de la entrega final.</w:t>
             </w:r>
           </w:p>
         </w:tc>
@@ -2329,12 +2212,7 @@
                 <w:color w:val="000000"/>
                 <w:rtl w:val="0"/>
               </w:rPr>
-              <w:t xml:space="preserve">Desarrollar una solución de software integrada que permita a estudiantes de educación superior planificar sus actividades académicas, registrar sus sesiones de estudio mediante un asistente de escritorio y visualizar información sobre la distribución de su tiempo, con el fin de apoyar su organización y autogestión académica.</w:t>
-            </w:r>
-            <w:r>
-              <w:rPr>
-                <w:rtl w:val="0"/>
-              </w:rPr>
+              <w:t>Desarrollar una solución de software integrada que permita a estudiantes de educación superior planificar sus actividades académicas, registrar sus sesiones de estudio mediante un componente de escritorio integrado y visualizar información sobre la distribución de su tiempo, con el fin de apoyar su organización y autogestión académica.</w:t>
             </w:r>
           </w:p>
         </w:tc>
@@ -2386,20 +2264,15 @@
                 <w:color w:val="000000"/>
                 <w:rtl w:val="0"/>
               </w:rPr>
-              <w:t xml:space="preserve">1. Diseñar e implementar una plataforma web para gestionar asignaturas, actividades académicas y fechas relevantes del estudiante.</w:t>
-              <w:br w:type="textWrapping"/>
-              <w:t xml:space="preserve">2. Desarrollar una aplicación de escritorio integrada que permita realizar sesiones de estudio, utilizar Pomodoro y representar el estado de la sesión mediante un avatar interactivo.</w:t>
-              <w:br w:type="textWrapping"/>
-              <w:t xml:space="preserve">3. Implementar una API y un modelo de datos escalable que permitan sincronizar la información académica y las sesiones de estudio entre los componentes del sistema.</w:t>
-              <w:br w:type="textWrapping"/>
-              <w:t xml:space="preserve">4. Implementar un dashboard con estadísticas básicas de tiempo de estudio, sesiones realizadas y distribución del esfuerzo por asignatura.</w:t>
-              <w:br w:type="textWrapping"/>
-              <w:t xml:space="preserve">5. Validar la solución mediante pruebas funcionales, de integración y calidad, documentar su arquitectura y desplegar el backend mediante Docker/Docker Compose.</w:t>
-            </w:r>
-            <w:r>
-              <w:rPr>
-                <w:rtl w:val="0"/>
-              </w:rPr>
+              <w:t>1. Diseñar e implementar una plataforma web para gestionar asignaturas, actividades académicas y fechas relevantes del estudiante.</w:t>
+              <w:br/>
+              <w:t>2. Desarrollar un componente de escritorio integrado que permita realizar sesiones de estudio, utilizar Pomodoro y representar el estado de la sesión mediante un avatar interactivo.</w:t>
+              <w:br/>
+              <w:t>3. Implementar una API y un modelo de datos escalable que permitan sincronizar la información académica y las sesiones de estudio entre los componentes del sistema.</w:t>
+              <w:br/>
+              <w:t>4. Implementar un dashboard con estadísticas básicas de tiempo de estudio, sesiones realizadas y distribución del esfuerzo por asignatura.</w:t>
+              <w:br/>
+              <w:t>5. Validar la solución mediante pruebas funcionales, de integración y calidad, documentar su arquitectura y mantener un entorno de desarrollo reproducible mediante npm workspaces y Docker Compose.</w:t>
             </w:r>
           </w:p>
         </w:tc>
@@ -2663,12 +2536,7 @@
                 <w:color w:val="000000"/>
                 <w:rtl w:val="0"/>
               </w:rPr>
-              <w:t xml:space="preserve">El proyecto se desarrollará utilizando una metodología ágil basada en Scrum, adaptada a la duración del semestre. Durante la Fase 1 se realizará el levantamiento de la problemática, definición del alcance del MVP, priorización del Product Backlog, diseño de prototipos, arquitectura, modelo de datos y planificación. Durante la Fase 2 se trabajará en iteraciones cortas, priorizando primero la arquitectura base y la integración entre componentes y posteriormente las funcionalidades de mayor valor. Cada iteración finalizará con una revisión del incremento, actualización del repositorio y registro de tareas pendientes. Las últimas semanas de desarrollo se destinarán a pruebas, corrección de errores, containerización y documentación, evitando incorporar nuevas funcionalidades después del cierre técnico del MVP.</w:t>
-            </w:r>
-            <w:r>
-              <w:rPr>
-                <w:rtl w:val="0"/>
-              </w:rPr>
+              <w:t>El proyecto se desarrollará utilizando una metodología ágil basada en Scrum, adaptada a la duración del semestre. Durante la Fase 1 se realizará el levantamiento de la problemática, definición del alcance del MVP, priorización del Product Backlog, diseño de prototipos, arquitectura, modelo de datos y planificación. Durante la Fase 2 se trabajará en iteraciones cortas, priorizando primero la arquitectura base y la integración entre componentes y posteriormente las funcionalidades de mayor valor. Cada iteración finalizará con una revisión del incremento, actualización del repositorio y registro de tareas pendientes. Las últimas semanas de desarrollo se destinarán a pruebas, corrección de errores, estabilización del entorno y documentación, evitando incorporar nuevas funcionalidades después del cierre técnico del MVP.</w:t>
             </w:r>
           </w:p>
           <w:p>
@@ -2687,48 +2555,7 @@
                 <w:color w:val="000000"/>
                 <w:rtl w:val="0"/>
               </w:rPr>
-              <w:t xml:space="preserve">El equipo utilizará GitHub como repositorio público y mecanismo de seguimiento, empleando ramas por funcionalidad, pull requests y revisión de cambios. El backlog se organizará por historias de usuario y criterios de aceptación, y las pruebas se incorporarán progresivamente para evitar concentrarlas al final del semestre. La comunicación entre KONEA Web, la API </w:t>
-            </w:r>
-            <w:r>
-              <w:rPr>
-                <w:rtl w:val="0"/>
-              </w:rPr>
-              <w:t xml:space="preserve">y La comunicación entre KONEA Web y la API se realizará mediante servicios REST, utilizando PostgreSQL como sistema principal de persistencia de datos. La aplicación mantendrá una arquitectura separada entre frontend, backend y base de datos, facilitando su desarrollo, pruebas y mantenimiento. </w:t>
-            </w:r>
-            <w:r>
-              <w:rPr>
-                <w:rFonts w:ascii="Calibri" w:cs="Calibri" w:eastAsia="Calibri" w:hAnsi="Calibri"/>
-                <w:b w:val="0"/>
-                <w:bCs w:val="0"/>
-                <w:i w:val="0"/>
-                <w:iCs w:val="0"/>
-                <w:color w:val="000000"/>
-                <w:rtl w:val="0"/>
-              </w:rPr>
-              <w:t xml:space="preserve">Responsabilidades principales: Oscar Callejas estará a cargo del backend, API, modelo de datos, seguridad, integración y Docker; Danae Muñoz se enfocará en KONEA Web, experiencia de usuario, gestión académica y dashboard; Hilary Torres estará a cargo de</w:t>
-            </w:r>
-            <w:r>
-              <w:rPr>
-                <w:rtl w:val="0"/>
-              </w:rPr>
-              <w:t xml:space="preserve"> la aplicación de </w:t>
-            </w:r>
-            <w:r>
-              <w:rPr>
-                <w:rFonts w:ascii="Calibri" w:cs="Calibri" w:eastAsia="Calibri" w:hAnsi="Calibri"/>
-                <w:b w:val="0"/>
-                <w:bCs w:val="0"/>
-                <w:i w:val="0"/>
-                <w:iCs w:val="0"/>
-                <w:color w:val="000000"/>
-                <w:rtl w:val="0"/>
-              </w:rPr>
-              <w:t xml:space="preserve">Desktop, temporizador/Pomodoro, detección de actividad y avatar. La integración, pruebas, documentación, gestión del repositorio y preparación de la presentación final serán responsabilidades compartidas por los tres integrantes.</w:t>
-            </w:r>
-            <w:r>
-              <w:rPr>
-                <w:rtl w:val="0"/>
-              </w:rPr>
+              <w:t>El equipo utilizará GitHub como repositorio público y mecanismo de seguimiento, empleando ramas por funcionalidad, pull requests y revisión de cambios. El backlog se organizará por historias de usuario y criterios de aceptación, y las pruebas se incorporarán progresivamente para evitar concentrarlas al final del semestre. Los componentes de KONEA Focus se comunicarán mediante servicios REST. La base tecnológica actual del repositorio utiliza React 19, TypeScript y Vite 8 para la Web; Node.js 22+, Express 5 y TypeScript para la API; PostgreSQL 17 con Drizzle ORM para los datos; npm workspaces y Docker Compose para el entorno de desarrollo. Para el componente de escritorio se contempla Electron reutilizando React/TypeScript y la API existente. Las responsabilidades principales serán: Oscar Callejas, backend, lógica del sistema y administración de datos; Danae Muñoz, liderazgo, documentación y organización del proyecto; Hilary Torres, diseño visual, organización de interfaz, ilustración y animación del avatar. El desarrollo de funcionalidades, la integración, las pruebas y el seguimiento de avances serán responsabilidades compartidas por los tres integrantes.</w:t>
             </w:r>
           </w:p>
         </w:tc>
@@ -3304,12 +3131,7 @@
                 <w:color w:val="000000"/>
                 <w:rtl w:val="0"/>
               </w:rPr>
-              <w:t xml:space="preserve">Repositorio GitHub público con README, backlog, estructura de ramas, arquitectura inicial, modelo de datos, diagramas UML clave y base de los componentes Web, API y Desktop.</w:t>
-            </w:r>
-            <w:r>
-              <w:rPr>
-                <w:rtl w:val="0"/>
-              </w:rPr>
+              <w:t>Repositorio GitHub público (https://github.com/SrCazuela/Konea-Rebirth) con README, backlog, arquitectura inicial, modelo de datos, diagramas UML clave y base existente de los componentes Web y API, incorporando en el backlog el componente de escritorio de KONEA Focus.</w:t>
             </w:r>
           </w:p>
         </w:tc>
@@ -3443,30 +3265,7 @@
                 <w:color w:val="000000"/>
                 <w:rtl w:val="0"/>
               </w:rPr>
-              <w:t xml:space="preserve">Incremento funcional que permita crear o visualizar asignaturas, iniciar y finalizar una sesión desde </w:t>
-            </w:r>
-            <w:r>
-              <w:rPr>
-                <w:rtl w:val="0"/>
-              </w:rPr>
-              <w:t xml:space="preserve">la aplicacion de escritorio </w:t>
-            </w:r>
-            <w:r>
-              <w:rPr>
-                <w:rFonts w:ascii="Calibri" w:cs="Calibri" w:eastAsia="Calibri" w:hAnsi="Calibri"/>
-                <w:b w:val="0"/>
-                <w:bCs w:val="0"/>
-                <w:i w:val="0"/>
-                <w:iCs w:val="0"/>
-                <w:color w:val="000000"/>
-                <w:rtl w:val="0"/>
-              </w:rPr>
-              <w:t xml:space="preserve">y registrar/sincronizar la sesión mediante la API, acompañado de pruebas iniciales.</w:t>
-            </w:r>
-            <w:r>
-              <w:rPr>
-                <w:rtl w:val="0"/>
-              </w:rPr>
+              <w:t>Incremento funcional que permita crear o visualizar asignaturas, iniciar y finalizar una sesión desde el componente de escritorio integrado y registrar/sincronizar la sesión mediante la API, acompañado de pruebas iniciales.</w:t>
             </w:r>
           </w:p>
         </w:tc>
@@ -3739,12 +3538,7 @@
                 <w:color w:val="000000"/>
                 <w:rtl w:val="0"/>
               </w:rPr>
-              <w:t xml:space="preserve">Informe final, diagramas UML y ER actualizados, plan y resultados de pruebas, documentación de API, instrucciones de instalación, Docker/Docker Compose para los componentes de servidor y evidencias de funcionamiento.</w:t>
-            </w:r>
-            <w:r>
-              <w:rPr>
-                <w:rtl w:val="0"/>
-              </w:rPr>
+              <w:t>Informe final, diagramas UML y ER actualizados, plan y resultados de pruebas, documentación de API, instrucciones de instalación y ejecución, configuración con npm workspaces/Docker Compose y evidencias de funcionamiento.</w:t>
             </w:r>
           </w:p>
         </w:tc>
@@ -4647,12 +4441,7 @@
                 <w:color w:val="000000"/>
                 <w:rtl w:val="0"/>
               </w:rPr>
-              <w:t xml:space="preserve">Todo el equipo</w:t>
-            </w:r>
-            <w:r>
-              <w:rPr>
-                <w:rtl w:val="0"/>
-              </w:rPr>
+              <w:t>Danae / Todo el equipo</w:t>
             </w:r>
           </w:p>
         </w:tc>
@@ -4680,12 +4469,7 @@
                 <w:color w:val="000000"/>
                 <w:rtl w:val="0"/>
               </w:rPr>
-              <w:t xml:space="preserve">Debe quedar cerrado antes de iniciar desarrollo intensivo.</w:t>
-            </w:r>
-            <w:r>
-              <w:rPr>
-                <w:rtl w:val="0"/>
-              </w:rPr>
+              <w:t>Danae coordina documentación y organización; las decisiones técnicas se validan en equipo.</w:t>
             </w:r>
           </w:p>
         </w:tc>
@@ -4818,12 +4602,7 @@
                 <w:color w:val="000000"/>
                 <w:rtl w:val="0"/>
               </w:rPr>
-              <w:t xml:space="preserve">Java/.NET, PostgreSQL, REST, GitHub</w:t>
-            </w:r>
-            <w:r>
-              <w:rPr>
-                <w:rtl w:val="0"/>
-              </w:rPr>
+              <w:t>Node.js 22+, Express 5, TypeScript, PostgreSQL 17, Drizzle ORM, REST, GitHub</w:t>
             </w:r>
           </w:p>
         </w:tc>
@@ -4891,12 +4670,7 @@
                 <w:color w:val="000000"/>
                 <w:rtl w:val="0"/>
               </w:rPr>
-              <w:t xml:space="preserve">Oscar Callejas</w:t>
-            </w:r>
-            <w:r>
-              <w:rPr>
-                <w:rtl w:val="0"/>
-              </w:rPr>
+              <w:t>Oscar Callejas</w:t>
             </w:r>
           </w:p>
         </w:tc>
@@ -5062,12 +4836,7 @@
                 <w:color w:val="000000"/>
                 <w:rtl w:val="0"/>
               </w:rPr>
-              <w:t xml:space="preserve">React, API REST, prototipos UI</w:t>
-            </w:r>
-            <w:r>
-              <w:rPr>
-                <w:rtl w:val="0"/>
-              </w:rPr>
+              <w:t>React 19, TypeScript, Vite 8, API REST, prototipos UI</w:t>
             </w:r>
           </w:p>
         </w:tc>
@@ -5135,12 +4904,7 @@
                 <w:color w:val="000000"/>
                 <w:rtl w:val="0"/>
               </w:rPr>
-              <w:t xml:space="preserve">Danae Muñoz</w:t>
-            </w:r>
-            <w:r>
-              <w:rPr>
-                <w:rtl w:val="0"/>
-              </w:rPr>
+              <w:t>Todo el equipo</w:t>
             </w:r>
           </w:p>
         </w:tc>
@@ -5168,12 +4932,7 @@
                 <w:color w:val="000000"/>
                 <w:rtl w:val="0"/>
               </w:rPr>
-              <w:t xml:space="preserve">Priorizar funcionalidad sobre características visuales secundarias.</w:t>
-            </w:r>
-            <w:r>
-              <w:rPr>
-                <w:rtl w:val="0"/>
-              </w:rPr>
+              <w:t>Desarrollo compartido; Hilary apoya diseño visual y Danae documentación/requisitos.</w:t>
             </w:r>
           </w:p>
         </w:tc>
@@ -5232,20 +4991,11 @@
             </w:pPr>
             <w:r>
               <w:rPr>
-                <w:rFonts w:ascii="Calibri" w:cs="Calibri" w:eastAsia="Calibri" w:hAnsi="Calibri"/>
                 <w:b w:val="1"/>
                 <w:bCs w:val="1"/>
-                <w:i w:val="0"/>
-                <w:iCs w:val="0"/>
-                <w:color w:val="000000"/>
-                <w:rtl w:val="0"/>
-              </w:rPr>
-              <w:t xml:space="preserve">FocusBuddy Desktop</w:t>
-            </w:r>
-            <w:r>
-              <w:rPr>
-                <w:rtl w:val="0"/>
-              </w:rPr>
+                <w:rtl w:val="0"/>
+              </w:rPr>
+              <w:t>Componente de escritorio</w:t>
             </w:r>
           </w:p>
         </w:tc>
@@ -5273,12 +5023,7 @@
                 <w:color w:val="000000"/>
                 <w:rtl w:val="0"/>
               </w:rPr>
-              <w:t xml:space="preserve">Implementar cliente Electron, sesiones, Pomodoro, estados básicos del avatar y conexión con la API.</w:t>
-            </w:r>
-            <w:r>
-              <w:rPr>
-                <w:rtl w:val="0"/>
-              </w:rPr>
+              <w:t>Implementar sesiones, Pomodoro, estados básicos del avatar y conexión con la API dentro de KONEA Focus.</w:t>
             </w:r>
           </w:p>
         </w:tc>
@@ -5306,12 +5051,7 @@
                 <w:color w:val="000000"/>
                 <w:rtl w:val="0"/>
               </w:rPr>
-              <w:t xml:space="preserve">Electron, React, SQLite, sprites</w:t>
-            </w:r>
-            <w:r>
-              <w:rPr>
-                <w:rtl w:val="0"/>
-              </w:rPr>
+              <w:t>Electron (planificado), React, TypeScript, API REST, sprites</w:t>
             </w:r>
           </w:p>
         </w:tc>
@@ -5379,12 +5119,7 @@
                 <w:color w:val="000000"/>
                 <w:rtl w:val="0"/>
               </w:rPr>
-              <w:t xml:space="preserve">Hilary Torres</w:t>
-            </w:r>
-            <w:r>
-              <w:rPr>
-                <w:rtl w:val="0"/>
-              </w:rPr>
+              <w:t>Todo el equipo</w:t>
             </w:r>
           </w:p>
         </w:tc>
@@ -5412,12 +5147,7 @@
                 <w:color w:val="000000"/>
                 <w:rtl w:val="0"/>
               </w:rPr>
-              <w:t xml:space="preserve">Mantener solo estados esenciales del avatar en el MVP.</w:t>
-            </w:r>
-            <w:r>
-              <w:rPr>
-                <w:rtl w:val="0"/>
-              </w:rPr>
+              <w:t>Hilary lidera diseño e ilustración del avatar; implementación e integración compartidas.</w:t>
             </w:r>
           </w:p>
         </w:tc>
@@ -5517,12 +5247,7 @@
                 <w:color w:val="000000"/>
                 <w:rtl w:val="0"/>
               </w:rPr>
-              <w:t xml:space="preserve">Integrar Web, API y FocusBuddy para completar el flujo asignatura -&gt; sesión -&gt; sincronización.</w:t>
-            </w:r>
-            <w:r>
-              <w:rPr>
-                <w:rtl w:val="0"/>
-              </w:rPr>
+              <w:t>Integrar Web, API y componente de escritorio para completar el flujo asignatura -&gt; sesión -&gt; sincronización.</w:t>
             </w:r>
           </w:p>
         </w:tc>
@@ -5794,12 +5519,7 @@
                 <w:color w:val="000000"/>
                 <w:rtl w:val="0"/>
               </w:rPr>
-              <w:t xml:space="preserve">React, consultas SQL, librería de gráficos</w:t>
-            </w:r>
-            <w:r>
-              <w:rPr>
-                <w:rtl w:val="0"/>
-              </w:rPr>
+              <w:t>React 19, API REST, PostgreSQL 17, Drizzle ORM, librería de gráficos</w:t>
             </w:r>
           </w:p>
         </w:tc>
@@ -5867,12 +5587,7 @@
                 <w:color w:val="000000"/>
                 <w:rtl w:val="0"/>
               </w:rPr>
-              <w:t xml:space="preserve">Danae / Oscar</w:t>
-            </w:r>
-            <w:r>
-              <w:rPr>
-                <w:rtl w:val="0"/>
-              </w:rPr>
+              <w:t>Oscar / Todo el equipo</w:t>
             </w:r>
           </w:p>
         </w:tc>
@@ -5972,12 +5687,7 @@
                 <w:color w:val="000000"/>
                 <w:rtl w:val="0"/>
               </w:rPr>
-              <w:t xml:space="preserve">Calidad, seguridad y Docker</w:t>
-            </w:r>
-            <w:r>
-              <w:rPr>
-                <w:rtl w:val="0"/>
-              </w:rPr>
+              <w:t>Calidad, seguridad y entorno</w:t>
             </w:r>
           </w:p>
         </w:tc>
@@ -6005,12 +5715,7 @@
                 <w:color w:val="000000"/>
                 <w:rtl w:val="0"/>
               </w:rPr>
-              <w:t xml:space="preserve">Ejecutar pruebas unitarias, integración y E2E; revisar seguridad y containerizar Web/API/PostgreSQL.</w:t>
-            </w:r>
-            <w:r>
-              <w:rPr>
-                <w:rtl w:val="0"/>
-              </w:rPr>
+              <w:t>Ejecutar pruebas unitarias, integración y E2E; revisar validaciones y seguridad; verificar el entorno reproducible del proyecto.</w:t>
             </w:r>
           </w:p>
         </w:tc>
@@ -6038,12 +5743,7 @@
                 <w:color w:val="000000"/>
                 <w:rtl w:val="0"/>
               </w:rPr>
-              <w:t xml:space="preserve">Frameworks de test, Docker, Docker Compose, GitHub</w:t>
-            </w:r>
-            <w:r>
-              <w:rPr>
-                <w:rtl w:val="0"/>
-              </w:rPr>
+              <w:t>Vitest, Supertest, Zod, Helmet, oxlint, Prettier, Docker Compose, GitHub</w:t>
             </w:r>
           </w:p>
         </w:tc>
@@ -6111,12 +5811,7 @@
                 <w:color w:val="000000"/>
                 <w:rtl w:val="0"/>
               </w:rPr>
-              <w:t xml:space="preserve">Oscar / Todo el equipo</w:t>
-            </w:r>
-            <w:r>
-              <w:rPr>
-                <w:rtl w:val="0"/>
-              </w:rPr>
+              <w:t>Todo el equipo</w:t>
             </w:r>
           </w:p>
         </w:tc>
@@ -6144,12 +5839,7 @@
                 <w:color w:val="000000"/>
                 <w:rtl w:val="0"/>
               </w:rPr>
-              <w:t xml:space="preserve">Corregir defectos críticos antes del cierre técnico.</w:t>
-            </w:r>
-            <w:r>
-              <w:rPr>
-                <w:rtl w:val="0"/>
-              </w:rPr>
+              <w:t>Pruebas e integración compartidas; Oscar apoya validaciones de backend y datos.</w:t>
             </w:r>
           </w:p>
         </w:tc>
@@ -6355,12 +6045,7 @@
                 <w:color w:val="000000"/>
                 <w:rtl w:val="0"/>
               </w:rPr>
-              <w:t xml:space="preserve">Todo el equipo</w:t>
-            </w:r>
-            <w:r>
-              <w:rPr>
-                <w:rtl w:val="0"/>
-              </w:rPr>
+              <w:t>Danae / Todo el equipo</w:t>
             </w:r>
           </w:p>
         </w:tc>
@@ -6388,12 +6073,7 @@
                 <w:color w:val="000000"/>
                 <w:rtl w:val="0"/>
               </w:rPr>
-              <w:t xml:space="preserve">Semana 14 debe existir un producto terminado; semana 15 se usa como margen de corrección.</w:t>
-            </w:r>
-            <w:r>
-              <w:rPr>
-                <w:rtl w:val="0"/>
-              </w:rPr>
+              <w:t>Danae coordina documentación y evidencias; el equipo corrige y valida el producto.</w:t>
             </w:r>
           </w:p>
         </w:tc>
@@ -9524,20 +9204,9 @@
             </w:pPr>
             <w:r>
               <w:rPr>
-                <w:rFonts w:ascii="Calibri" w:cs="Calibri" w:eastAsia="Calibri" w:hAnsi="Calibri"/>
-                <w:b w:val="0"/>
-                <w:bCs w:val="0"/>
-                <w:i w:val="0"/>
-                <w:iCs w:val="0"/>
-                <w:color w:val="000000"/>
-                <w:rtl w:val="0"/>
-              </w:rPr>
-              <w:t xml:space="preserve">FocusBuddy</w:t>
-            </w:r>
-            <w:r>
-              <w:rPr>
-                <w:rtl w:val="0"/>
-              </w:rPr>
+                <w:rtl w:val="0"/>
+              </w:rPr>
+              <w:t>Componente de escritorio</w:t>
             </w:r>
           </w:p>
         </w:tc>
@@ -10874,12 +10543,7 @@
                 <w:color w:val="000000"/>
                 <w:rtl w:val="0"/>
               </w:rPr>
-              <w:t xml:space="preserve">Calidad y Docker</w:t>
-            </w:r>
-            <w:r>
-              <w:rPr>
-                <w:rtl w:val="0"/>
-              </w:rPr>
+              <w:t>Calidad y entorno</w:t>
             </w:r>
           </w:p>
         </w:tc>
